--- a/public/files/Marios_Raspopoulos - Accademic CV.docx
+++ b/public/files/Marios_Raspopoulos - Accademic CV.docx
@@ -23149,6 +23149,8 @@
       <w:r>
         <w:rPr>
           <w:rFonts w:ascii="Calibri Light" w:hAnsi="Calibri Light" w:cs="Calibri Light"/>
+          <w:b/>
+          <w:bCs/>
           <w:color w:val="000000" w:themeColor="text1"/>
         </w:rPr>
         <w:t>M</w:t>
@@ -23156,9 +23158,18 @@
       <w:r>
         <w:rPr>
           <w:rFonts w:ascii="Calibri Light" w:hAnsi="Calibri Light" w:cs="Calibri Light"/>
-          <w:color w:val="000000" w:themeColor="text1"/>
-        </w:rPr>
-        <w:t>ember in</w:t>
+          <w:b/>
+          <w:bCs/>
+          <w:color w:val="000000" w:themeColor="text1"/>
+        </w:rPr>
+        <w:t>ember</w:t>
+      </w:r>
+      <w:r>
+        <w:rPr>
+          <w:rFonts w:ascii="Calibri Light" w:hAnsi="Calibri Light" w:cs="Calibri Light"/>
+          <w:color w:val="000000" w:themeColor="text1"/>
+        </w:rPr>
+        <w:t xml:space="preserve"> in</w:t>
       </w:r>
       <w:r>
         <w:rPr>
@@ -23220,9 +23231,27 @@
       <w:r>
         <w:rPr>
           <w:rFonts w:ascii="Calibri Light" w:hAnsi="Calibri Light" w:cs="Calibri Light"/>
-          <w:color w:val="000000" w:themeColor="text1"/>
-        </w:rPr>
-        <w:t>Member of the Institute of Electrical and Electronic Engineers -</w:t>
+          <w:b/>
+          <w:bCs/>
+          <w:color w:val="000000" w:themeColor="text1"/>
+        </w:rPr>
+        <w:t xml:space="preserve">Senior </w:t>
+      </w:r>
+      <w:r>
+        <w:rPr>
+          <w:rFonts w:ascii="Calibri Light" w:hAnsi="Calibri Light" w:cs="Calibri Light"/>
+          <w:b/>
+          <w:bCs/>
+          <w:color w:val="000000" w:themeColor="text1"/>
+        </w:rPr>
+        <w:t>Member</w:t>
+      </w:r>
+      <w:r>
+        <w:rPr>
+          <w:rFonts w:ascii="Calibri Light" w:hAnsi="Calibri Light" w:cs="Calibri Light"/>
+          <w:color w:val="000000" w:themeColor="text1"/>
+        </w:rPr>
+        <w:t xml:space="preserve"> of the Institute of Electrical and Electronic Engineers -</w:t>
       </w:r>
       <w:r>
         <w:rPr>
@@ -30736,6 +30765,7 @@
   <w:style w:type="character" w:default="1" w:styleId="DefaultParagraphFont">
     <w:name w:val="Default Paragraph Font"/>
     <w:uiPriority w:val="1"/>
+    <w:semiHidden/>
     <w:unhideWhenUsed/>
   </w:style>
   <w:style w:type="table" w:default="1" w:styleId="TableNormal">
